--- a/Регистры.docx
+++ b/Регистры.docx
@@ -398,8 +398,10 @@
         </w:tc>
       </w:tr>
     </w:tbl>
-    <w:p/>
-    <w:p/>
+    <w:p>
+      <w:bookmarkStart w:id="0" w:name="_GoBack"/>
+      <w:bookmarkEnd w:id="0"/>
+    </w:p>
     <w:p>
       <w:r>
         <w:t>2. Последовательно-Параллельно регистр</w:t>
@@ -407,24 +409,32 @@
     </w:p>
     <w:p>
       <w:r>
-        <w:t xml:space="preserve">Число 35 записываем в виде кода - </w:t>
+        <w:t xml:space="preserve">Число 35 записываем в виде кода </w:t>
       </w:r>
-      <w:bookmarkStart w:id="0" w:name="_GoBack"/>
-      <w:bookmarkEnd w:id="0"/>
       <w:r>
-        <w:rPr>
-          <w:lang w:val="en-US"/>
-        </w:rPr>
+        <w:t>–</w:t>
+      </w:r>
+      <w:r>
+        <w:t xml:space="preserve"> </w:t>
+      </w:r>
+      <w:r>
         <w:t>00100011</w:t>
       </w:r>
     </w:p>
     <w:p>
-      <w:pPr>
-        <w:rPr>
-          <w:lang w:val="en-US"/>
-        </w:rPr>
-      </w:pPr>
+      <w:r>
+        <w:t>3</w:t>
+      </w:r>
+      <w:r>
+        <w:t>. Параллельно-последовательный регистр</w:t>
+      </w:r>
     </w:p>
+    <w:p>
+      <w:r>
+        <w:t>Входной параллельный код число 35 – 0100011, выходной последовательный код – 0100011-0</w:t>
+      </w:r>
+    </w:p>
+    <w:p/>
     <w:sectPr>
       <w:pgSz w:w="11906" w:h="16838"/>
       <w:pgMar w:top="1134" w:right="850" w:bottom="1134" w:left="1701" w:header="708" w:footer="708" w:gutter="0"/>
